--- a/All Annexure Citeria 10/10.1/Meeting-minutes-IAP/IAP_Meeting_Minutes_03_2024_11th_May_2024.docx
+++ b/All Annexure Citeria 10/10.1/Meeting-minutes-IAP/IAP_Meeting_Minutes_03_2024_11th_May_2024.docx
@@ -23,7 +23,7 @@
       <w:r>
         <w:drawing>
           <wp:inline xmlns:a="http://schemas.openxmlformats.org/drawingml/2006/main" xmlns:pic="http://schemas.openxmlformats.org/drawingml/2006/picture">
-            <wp:extent cx="685800" cy="685800"/>
+            <wp:extent cx="548640" cy="548640"/>
             <wp:docPr id="1" name="Picture 1"/>
             <wp:cNvGraphicFramePr>
               <a:graphicFrameLocks noChangeAspect="1"/>
@@ -44,7 +44,7 @@
                   <pic:spPr>
                     <a:xfrm>
                       <a:off x="0" y="0"/>
-                      <a:ext cx="685800" cy="685800"/>
+                      <a:ext cx="548640" cy="548640"/>
                     </a:xfrm>
                     <a:prstGeom prst="rect"/>
                   </pic:spPr>
@@ -72,22 +72,7 @@
     </w:p>
     <w:p>
       <w:pPr>
-        <w:spacing w:after="0" w:before="0"/>
-        <w:jc w:val="center"/>
-      </w:pPr>
-      <w:r>
-        <w:rPr>
-          <w:b w:val="0"/>
-          <w:i w:val="0"/>
-          <w:sz w:val="24"/>
-          <w:u w:val="none"/>
-        </w:rPr>
-        <w:t>Faculty of Engineering</w:t>
-      </w:r>
-    </w:p>
-    <w:p>
-      <w:pPr>
-        <w:spacing w:after="0" w:before="0"/>
+        <w:spacing w:after="120" w:before="0"/>
         <w:jc w:val="center"/>
       </w:pPr>
       <w:r>
@@ -102,22 +87,7 @@
     </w:p>
     <w:p>
       <w:pPr>
-        <w:spacing w:after="0" w:before="0"/>
-        <w:jc w:val="center"/>
-      </w:pPr>
-      <w:r>
-        <w:rPr>
-          <w:b/>
-          <w:i w:val="0"/>
-          <w:sz w:val="24"/>
-          <w:u w:val="none"/>
-        </w:rPr>
-        <w:t>3rd Meeting of the Industrial Advisory Panel (IAP)</w:t>
-      </w:r>
-    </w:p>
-    <w:p>
-      <w:pPr>
-        <w:spacing w:after="160" w:before="80"/>
+        <w:spacing w:after="120" w:before="0"/>
         <w:jc w:val="center"/>
       </w:pPr>
       <w:r>
@@ -127,82 +97,12 @@
           <w:sz w:val="26"/>
           <w:u w:val="single"/>
         </w:rPr>
-        <w:t>Meeting Minutes</w:t>
+        <w:t>Proceedings of the 3rd Meeting with the Industrial Advisory Panel</w:t>
       </w:r>
     </w:p>
     <w:p>
       <w:pPr>
-        <w:tabs>
-          <w:tab w:pos="1984" w:val="left"/>
-        </w:tabs>
-        <w:spacing w:after="0" w:before="0"/>
-      </w:pPr>
-      <w:r>
-        <w:t>Venue</w:t>
-        <w:tab/>
-        <w:t>: Conference Room, Department of ICE</w:t>
-      </w:r>
-    </w:p>
-    <w:p>
-      <w:pPr>
-        <w:tabs>
-          <w:tab w:pos="1984" w:val="left"/>
-        </w:tabs>
-        <w:spacing w:after="0" w:before="0"/>
-      </w:pPr>
-      <w:r>
-        <w:t>Date</w:t>
-        <w:tab/>
-        <w:t>: 11th May, 2024</w:t>
-      </w:r>
-    </w:p>
-    <w:p>
-      <w:pPr>
-        <w:tabs>
-          <w:tab w:pos="1984" w:val="left"/>
-        </w:tabs>
-        <w:spacing w:after="0" w:before="0"/>
-      </w:pPr>
-      <w:r>
-        <w:t>Day</w:t>
-        <w:tab/>
-        <w:t>: Saturday</w:t>
-      </w:r>
-    </w:p>
-    <w:p>
-      <w:pPr>
-        <w:tabs>
-          <w:tab w:pos="1984" w:val="left"/>
-        </w:tabs>
-        <w:spacing w:after="0" w:before="0"/>
-      </w:pPr>
-      <w:r>
-        <w:t>Starting Time</w:t>
-        <w:tab/>
-        <w:t>: 11:00 AM</w:t>
-      </w:r>
-    </w:p>
-    <w:p>
-      <w:pPr>
-        <w:tabs>
-          <w:tab w:pos="1984" w:val="left"/>
-        </w:tabs>
-        <w:spacing w:after="0" w:before="0"/>
-      </w:pPr>
-      <w:r>
-        <w:t>Ending Time</w:t>
-        <w:tab/>
-        <w:t>: ____________</w:t>
-      </w:r>
-    </w:p>
-    <w:p>
-      <w:pPr>
-        <w:spacing w:after="120" w:before="0"/>
-      </w:pPr>
-    </w:p>
-    <w:p>
-      <w:pPr>
-        <w:spacing w:after="160" w:before="0"/>
+        <w:spacing w:after="80" w:before="0"/>
         <w:jc w:val="both"/>
       </w:pPr>
       <w:r>
@@ -212,40 +112,69 @@
           <w:sz w:val="24"/>
           <w:u w:val="none"/>
         </w:rPr>
-        <w:t>The 3rd meeting of the Industrial Advisory Panel (IAP) of the Department of Information and Communication Engineering (ICE) was held on 11th May, 2024 at the Conference Room, Department of ICE. The meeting was presided over by Md. Taslim Arefin, Associate Professor and Head, Department of ICE.</w:t>
+        <w:t>A meeting of the Department of Information and Communication Engineering with the members of the Industrial Advisory Panel was held as per the following schedule:</w:t>
       </w:r>
     </w:p>
     <w:p>
       <w:pPr>
-        <w:spacing w:after="40" w:before="0"/>
+        <w:spacing w:after="0" w:before="0"/>
       </w:pPr>
       <w:r>
         <w:rPr>
           <w:b/>
-          <w:i w:val="0"/>
-          <w:sz w:val="24"/>
-          <w:u w:val="none"/>
         </w:rPr>
-        <w:t>Members of the Industrial Advisory Panel present:</w:t>
+        <w:t xml:space="preserve">Date: </w:t>
+      </w:r>
+      <w:r>
+        <w:t>11th May, 2024 (Saturday)</w:t>
       </w:r>
     </w:p>
     <w:p>
       <w:pPr>
-        <w:spacing w:after="40" w:before="0"/>
+        <w:spacing w:after="0" w:before="0"/>
       </w:pPr>
       <w:r>
         <w:rPr>
-          <w:b w:val="0"/>
-          <w:i/>
-          <w:sz w:val="20"/>
-          <w:u w:val="none"/>
+          <w:b/>
         </w:rPr>
-        <w:t>(as per the signed attendance sheet)</w:t>
+        <w:t xml:space="preserve">Time: </w:t>
+      </w:r>
+      <w:r>
+        <w:t>11.00 am</w:t>
       </w:r>
     </w:p>
     <w:p>
       <w:pPr>
-        <w:spacing w:after="40" w:before="0"/>
+        <w:spacing w:after="0" w:before="0"/>
+      </w:pPr>
+      <w:r>
+        <w:rPr>
+          <w:b/>
+        </w:rPr>
+        <w:t xml:space="preserve">Venue: </w:t>
+      </w:r>
+      <w:r>
+        <w:t>Conference Room, Department of ICE</w:t>
+      </w:r>
+    </w:p>
+    <w:p>
+      <w:pPr>
+        <w:spacing w:after="0" w:before="0"/>
+      </w:pPr>
+      <w:r>
+        <w:rPr>
+          <w:b/>
+        </w:rPr>
+        <w:t xml:space="preserve">Chair: </w:t>
+      </w:r>
+      <w:r>
+        <w:t>Head, Department of ICE</w:t>
+      </w:r>
+    </w:p>
+    <w:p>
+      <w:pPr>
+        <w:spacing w:after="80" w:before="80"/>
+        <w:jc w:val="both"/>
       </w:pPr>
       <w:r>
         <w:rPr>
@@ -254,147 +183,7 @@
           <w:sz w:val="24"/>
           <w:u w:val="none"/>
         </w:rPr>
-        <w:t>1.  ____________________________________________________________</w:t>
-      </w:r>
-    </w:p>
-    <w:p>
-      <w:pPr>
-        <w:spacing w:after="40" w:before="0"/>
-      </w:pPr>
-      <w:r>
-        <w:rPr>
-          <w:b w:val="0"/>
-          <w:i w:val="0"/>
-          <w:sz w:val="24"/>
-          <w:u w:val="none"/>
-        </w:rPr>
-        <w:t>2.  ____________________________________________________________</w:t>
-      </w:r>
-    </w:p>
-    <w:p>
-      <w:pPr>
-        <w:spacing w:after="40" w:before="0"/>
-      </w:pPr>
-      <w:r>
-        <w:rPr>
-          <w:b w:val="0"/>
-          <w:i w:val="0"/>
-          <w:sz w:val="24"/>
-          <w:u w:val="none"/>
-        </w:rPr>
-        <w:t>3.  ____________________________________________________________</w:t>
-      </w:r>
-    </w:p>
-    <w:p>
-      <w:pPr>
-        <w:spacing w:after="40" w:before="0"/>
-      </w:pPr>
-      <w:r>
-        <w:rPr>
-          <w:b w:val="0"/>
-          <w:i w:val="0"/>
-          <w:sz w:val="24"/>
-          <w:u w:val="none"/>
-        </w:rPr>
-        <w:t>4.  ____________________________________________________________</w:t>
-      </w:r>
-    </w:p>
-    <w:p>
-      <w:pPr>
-        <w:spacing w:after="40" w:before="120"/>
-      </w:pPr>
-      <w:r>
-        <w:rPr>
-          <w:b/>
-          <w:i w:val="0"/>
-          <w:sz w:val="24"/>
-          <w:u w:val="none"/>
-        </w:rPr>
-        <w:t>Faculty members of the Department of ICE present:</w:t>
-      </w:r>
-    </w:p>
-    <w:p>
-      <w:pPr>
-        <w:spacing w:after="40" w:before="0"/>
-      </w:pPr>
-      <w:r>
-        <w:rPr>
-          <w:b w:val="0"/>
-          <w:i/>
-          <w:sz w:val="20"/>
-          <w:u w:val="none"/>
-        </w:rPr>
-        <w:t>(as per the signed attendance sheet)</w:t>
-      </w:r>
-    </w:p>
-    <w:p>
-      <w:pPr>
-        <w:spacing w:after="40" w:before="0"/>
-      </w:pPr>
-      <w:r>
-        <w:rPr>
-          <w:b w:val="0"/>
-          <w:i w:val="0"/>
-          <w:sz w:val="24"/>
-          <w:u w:val="none"/>
-        </w:rPr>
-        <w:t>1.  ____________________________________________________________</w:t>
-      </w:r>
-    </w:p>
-    <w:p>
-      <w:pPr>
-        <w:spacing w:after="40" w:before="0"/>
-      </w:pPr>
-      <w:r>
-        <w:rPr>
-          <w:b w:val="0"/>
-          <w:i w:val="0"/>
-          <w:sz w:val="24"/>
-          <w:u w:val="none"/>
-        </w:rPr>
-        <w:t>2.  ____________________________________________________________</w:t>
-      </w:r>
-    </w:p>
-    <w:p>
-      <w:pPr>
-        <w:spacing w:after="40" w:before="0"/>
-      </w:pPr>
-      <w:r>
-        <w:rPr>
-          <w:b w:val="0"/>
-          <w:i w:val="0"/>
-          <w:sz w:val="24"/>
-          <w:u w:val="none"/>
-        </w:rPr>
-        <w:t>3.  ____________________________________________________________</w:t>
-      </w:r>
-    </w:p>
-    <w:p>
-      <w:pPr>
-        <w:spacing w:after="40" w:before="0"/>
-      </w:pPr>
-      <w:r>
-        <w:rPr>
-          <w:b w:val="0"/>
-          <w:i w:val="0"/>
-          <w:sz w:val="24"/>
-          <w:u w:val="none"/>
-        </w:rPr>
-        <w:t>4.  ____________________________________________________________</w:t>
-      </w:r>
-    </w:p>
-    <w:p>
-      <w:pPr>
-        <w:spacing w:after="80" w:before="200"/>
-      </w:pPr>
-      <w:r>
-        <w:rPr>
-          <w:b/>
-          <w:i w:val="0"/>
-          <w:sz w:val="24"/>
-          <w:u w:val="none"/>
-        </w:rPr>
-        <w:t>Agenda, Discussion and Decisions</w:t>
+        <w:t>The meeting commenced with a warm welcome from the Head of the Department, who thanked all industry experts for their valuable time and continuous support in strengthening academia-industry collaboration. The following agenda items were discussed in detail, and the corresponding decisions and responsibilities were recorded as follows:</w:t>
       </w:r>
     </w:p>
     <w:tbl>
@@ -406,16 +195,15 @@
         <w:tblLook w:firstColumn="1" w:firstRow="1" w:lastColumn="0" w:lastRow="0" w:noHBand="0" w:noVBand="1" w:val="04A0"/>
       </w:tblPr>
       <w:tblGrid>
-        <w:gridCol w:w="510"/>
-        <w:gridCol w:w="2381"/>
-        <w:gridCol w:w="3175"/>
+        <w:gridCol w:w="850"/>
         <w:gridCol w:w="2154"/>
-        <w:gridCol w:w="1701"/>
+        <w:gridCol w:w="5216"/>
+        <w:gridCol w:w="1928"/>
       </w:tblGrid>
       <w:tr>
         <w:tc>
           <w:tcPr>
-            <w:tcW w:type="dxa" w:w="510"/>
+            <w:tcW w:type="dxa" w:w="850"/>
             <w:shd w:val="clear" w:color="auto" w:fill="D9D9D9"/>
           </w:tcPr>
           <w:p>
@@ -428,13 +216,13 @@
                 <w:b/>
                 <w:sz w:val="20"/>
               </w:rPr>
-              <w:t>SL</w:t>
+              <w:t>Serial No.</w:t>
             </w:r>
           </w:p>
         </w:tc>
         <w:tc>
           <w:tcPr>
-            <w:tcW w:type="dxa" w:w="2381"/>
+            <w:tcW w:type="dxa" w:w="2154"/>
             <w:shd w:val="clear" w:color="auto" w:fill="D9D9D9"/>
           </w:tcPr>
           <w:p>
@@ -453,26 +241,7 @@
         </w:tc>
         <w:tc>
           <w:tcPr>
-            <w:tcW w:type="dxa" w:w="3175"/>
-            <w:shd w:val="clear" w:color="auto" w:fill="D9D9D9"/>
-          </w:tcPr>
-          <w:p>
-            <w:pPr>
-              <w:jc w:val="center"/>
-            </w:pPr>
-            <w:r/>
-            <w:r>
-              <w:rPr>
-                <w:b/>
-                <w:sz w:val="20"/>
-              </w:rPr>
-              <w:t>Discussion / Suggestions of IAP</w:t>
-            </w:r>
-          </w:p>
-        </w:tc>
-        <w:tc>
-          <w:tcPr>
-            <w:tcW w:type="dxa" w:w="2154"/>
+            <w:tcW w:type="dxa" w:w="5216"/>
             <w:shd w:val="clear" w:color="auto" w:fill="D9D9D9"/>
           </w:tcPr>
           <w:p>
@@ -491,7 +260,7 @@
         </w:tc>
         <w:tc>
           <w:tcPr>
-            <w:tcW w:type="dxa" w:w="1701"/>
+            <w:tcW w:type="dxa" w:w="1928"/>
             <w:shd w:val="clear" w:color="auto" w:fill="D9D9D9"/>
           </w:tcPr>
           <w:p>
@@ -504,18 +273,15 @@
                 <w:b/>
                 <w:sz w:val="20"/>
               </w:rPr>
-              <w:t>Responsibility</w:t>
+              <w:t>Responsible</w:t>
             </w:r>
           </w:p>
         </w:tc>
       </w:tr>
       <w:tr>
-        <w:trPr>
-          <w:trHeight w:val="1020" w:hRule="atLeast"/>
-        </w:trPr>
         <w:tc>
           <w:tcPr>
-            <w:tcW w:type="dxa" w:w="510"/>
+            <w:tcW w:type="dxa" w:w="850"/>
           </w:tcPr>
           <w:p>
             <w:r/>
@@ -523,34 +289,7 @@
               <w:rPr>
                 <w:sz w:val="20"/>
               </w:rPr>
-              <w:t>1</w:t>
-            </w:r>
-          </w:p>
-        </w:tc>
-        <w:tc>
-          <w:tcPr>
-            <w:tcW w:type="dxa" w:w="2381"/>
-          </w:tcPr>
-          <w:p>
-            <w:r/>
-            <w:r>
-              <w:rPr>
-                <w:sz w:val="20"/>
-              </w:rPr>
-              <w:t>Welcome of the members of the reconstituted Industrial Advisory Panel</w:t>
-            </w:r>
-          </w:p>
-        </w:tc>
-        <w:tc>
-          <w:tcPr>
-            <w:tcW w:type="dxa" w:w="3175"/>
-          </w:tcPr>
-          <w:p>
-            <w:r/>
-            <w:r>
-              <w:rPr>
-                <w:sz w:val="20"/>
-              </w:rPr>
+              <w:t>01</w:t>
             </w:r>
           </w:p>
         </w:tc>
@@ -564,12 +303,13 @@
               <w:rPr>
                 <w:sz w:val="20"/>
               </w:rPr>
+              <w:t>Welcome of the Reconstituted IAP</w:t>
             </w:r>
           </w:p>
         </w:tc>
         <w:tc>
           <w:tcPr>
-            <w:tcW w:type="dxa" w:w="1701"/>
+            <w:tcW w:type="dxa" w:w="5216"/>
           </w:tcPr>
           <w:p>
             <w:r/>
@@ -577,17 +317,13 @@
               <w:rPr>
                 <w:sz w:val="20"/>
               </w:rPr>
+              <w:t>The Head welcomed the members of the reconstituted panel, including new members from Daffodil Online Ltd., Nagad, ACME AI and Ulkasemi, and briefed them on the Terms of Reference and previous decisions.</w:t>
             </w:r>
           </w:p>
         </w:tc>
-      </w:tr>
-      <w:tr>
-        <w:trPr>
-          <w:trHeight w:val="1020" w:hRule="atLeast"/>
-        </w:trPr>
         <w:tc>
           <w:tcPr>
-            <w:tcW w:type="dxa" w:w="510"/>
+            <w:tcW w:type="dxa" w:w="1928"/>
           </w:tcPr>
           <w:p>
             <w:r/>
@@ -595,13 +331,15 @@
               <w:rPr>
                 <w:sz w:val="20"/>
               </w:rPr>
-              <w:t>2</w:t>
+              <w:t>Head, Department of ICE</w:t>
             </w:r>
           </w:p>
         </w:tc>
+      </w:tr>
+      <w:tr>
         <w:tc>
           <w:tcPr>
-            <w:tcW w:type="dxa" w:w="2381"/>
+            <w:tcW w:type="dxa" w:w="850"/>
           </w:tcPr>
           <w:p>
             <w:r/>
@@ -609,20 +347,7 @@
               <w:rPr>
                 <w:sz w:val="20"/>
               </w:rPr>
-              <w:t>Confirmation of the minutes of the previous meeting and action taken</w:t>
-            </w:r>
-          </w:p>
-        </w:tc>
-        <w:tc>
-          <w:tcPr>
-            <w:tcW w:type="dxa" w:w="3175"/>
-          </w:tcPr>
-          <w:p>
-            <w:r/>
-            <w:r>
-              <w:rPr>
-                <w:sz w:val="20"/>
-              </w:rPr>
+              <w:t>02</w:t>
             </w:r>
           </w:p>
         </w:tc>
@@ -636,12 +361,13 @@
               <w:rPr>
                 <w:sz w:val="20"/>
               </w:rPr>
+              <w:t>Confirmation of Previous Minutes and Action Taken</w:t>
             </w:r>
           </w:p>
         </w:tc>
         <w:tc>
           <w:tcPr>
-            <w:tcW w:type="dxa" w:w="1701"/>
+            <w:tcW w:type="dxa" w:w="5216"/>
           </w:tcPr>
           <w:p>
             <w:r/>
@@ -649,17 +375,13 @@
               <w:rPr>
                 <w:sz w:val="20"/>
               </w:rPr>
+              <w:t>The minutes of the 2nd meeting were confirmed. Progress on the decisions of the previous meeting was reviewed.</w:t>
             </w:r>
           </w:p>
         </w:tc>
-      </w:tr>
-      <w:tr>
-        <w:trPr>
-          <w:trHeight w:val="1020" w:hRule="atLeast"/>
-        </w:trPr>
         <w:tc>
           <w:tcPr>
-            <w:tcW w:type="dxa" w:w="510"/>
+            <w:tcW w:type="dxa" w:w="1928"/>
           </w:tcPr>
           <w:p>
             <w:r/>
@@ -667,13 +389,15 @@
               <w:rPr>
                 <w:sz w:val="20"/>
               </w:rPr>
-              <w:t>3</w:t>
+              <w:t>Head, Department of ICE</w:t>
             </w:r>
           </w:p>
         </w:tc>
+      </w:tr>
+      <w:tr>
         <w:tc>
           <w:tcPr>
-            <w:tcW w:type="dxa" w:w="2381"/>
+            <w:tcW w:type="dxa" w:w="850"/>
           </w:tcPr>
           <w:p>
             <w:r/>
@@ -681,20 +405,7 @@
               <w:rPr>
                 <w:sz w:val="20"/>
               </w:rPr>
-              <w:t>Curriculum development: alignment of PEOs and POs with industry needs</w:t>
-            </w:r>
-          </w:p>
-        </w:tc>
-        <w:tc>
-          <w:tcPr>
-            <w:tcW w:type="dxa" w:w="3175"/>
-          </w:tcPr>
-          <w:p>
-            <w:r/>
-            <w:r>
-              <w:rPr>
-                <w:sz w:val="20"/>
-              </w:rPr>
+              <w:t>03</w:t>
             </w:r>
           </w:p>
         </w:tc>
@@ -708,12 +419,13 @@
               <w:rPr>
                 <w:sz w:val="20"/>
               </w:rPr>
+              <w:t>Alignment of PEOs and POs with Industry Needs</w:t>
             </w:r>
           </w:p>
         </w:tc>
         <w:tc>
           <w:tcPr>
-            <w:tcW w:type="dxa" w:w="1701"/>
+            <w:tcW w:type="dxa" w:w="5216"/>
           </w:tcPr>
           <w:p>
             <w:r/>
@@ -721,17 +433,13 @@
               <w:rPr>
                 <w:sz w:val="20"/>
               </w:rPr>
+              <w:t>The panel reviewed the PEOs and POs and suggested greater emphasis on artificial intelligence, cloud computing, cyber security and VLSI/IC design. These will be considered in the next syllabus revision.</w:t>
             </w:r>
           </w:p>
         </w:tc>
-      </w:tr>
-      <w:tr>
-        <w:trPr>
-          <w:trHeight w:val="1020" w:hRule="atLeast"/>
-        </w:trPr>
         <w:tc>
           <w:tcPr>
-            <w:tcW w:type="dxa" w:w="510"/>
+            <w:tcW w:type="dxa" w:w="1928"/>
           </w:tcPr>
           <w:p>
             <w:r/>
@@ -739,13 +447,15 @@
               <w:rPr>
                 <w:sz w:val="20"/>
               </w:rPr>
-              <w:t>4</w:t>
+              <w:t>Head / Faculty Members</w:t>
             </w:r>
           </w:p>
         </w:tc>
+      </w:tr>
+      <w:tr>
         <w:tc>
           <w:tcPr>
-            <w:tcW w:type="dxa" w:w="2381"/>
+            <w:tcW w:type="dxa" w:w="850"/>
           </w:tcPr>
           <w:p>
             <w:r/>
@@ -753,20 +463,7 @@
               <w:rPr>
                 <w:sz w:val="20"/>
               </w:rPr>
-              <w:t>Employer feedback survey on ICE graduates</w:t>
-            </w:r>
-          </w:p>
-        </w:tc>
-        <w:tc>
-          <w:tcPr>
-            <w:tcW w:type="dxa" w:w="3175"/>
-          </w:tcPr>
-          <w:p>
-            <w:r/>
-            <w:r>
-              <w:rPr>
-                <w:sz w:val="20"/>
-              </w:rPr>
+              <w:t>04</w:t>
             </w:r>
           </w:p>
         </w:tc>
@@ -780,12 +477,13 @@
               <w:rPr>
                 <w:sz w:val="20"/>
               </w:rPr>
+              <w:t>Employer Feedback Survey</w:t>
             </w:r>
           </w:p>
         </w:tc>
         <w:tc>
           <w:tcPr>
-            <w:tcW w:type="dxa" w:w="1701"/>
+            <w:tcW w:type="dxa" w:w="5216"/>
           </w:tcPr>
           <w:p>
             <w:r/>
@@ -793,17 +491,13 @@
               <w:rPr>
                 <w:sz w:val="20"/>
               </w:rPr>
+              <w:t>An employer feedback survey on ICE graduates will be circulated annually. Panel members will help in collecting responses from employers.</w:t>
             </w:r>
           </w:p>
         </w:tc>
-      </w:tr>
-      <w:tr>
-        <w:trPr>
-          <w:trHeight w:val="1020" w:hRule="atLeast"/>
-        </w:trPr>
         <w:tc>
           <w:tcPr>
-            <w:tcW w:type="dxa" w:w="510"/>
+            <w:tcW w:type="dxa" w:w="1928"/>
           </w:tcPr>
           <w:p>
             <w:r/>
@@ -811,13 +505,15 @@
               <w:rPr>
                 <w:sz w:val="20"/>
               </w:rPr>
-              <w:t>5</w:t>
+              <w:t>ICE Office / IAP Members</w:t>
             </w:r>
           </w:p>
         </w:tc>
+      </w:tr>
+      <w:tr>
         <w:tc>
           <w:tcPr>
-            <w:tcW w:type="dxa" w:w="2381"/>
+            <w:tcW w:type="dxa" w:w="850"/>
           </w:tcPr>
           <w:p>
             <w:r/>
@@ -825,20 +521,7 @@
               <w:rPr>
                 <w:sz w:val="20"/>
               </w:rPr>
-              <w:t>Micro credential course and professional certifications</w:t>
-            </w:r>
-          </w:p>
-        </w:tc>
-        <w:tc>
-          <w:tcPr>
-            <w:tcW w:type="dxa" w:w="3175"/>
-          </w:tcPr>
-          <w:p>
-            <w:r/>
-            <w:r>
-              <w:rPr>
-                <w:sz w:val="20"/>
-              </w:rPr>
+              <w:t>05</w:t>
             </w:r>
           </w:p>
         </w:tc>
@@ -852,12 +535,13 @@
               <w:rPr>
                 <w:sz w:val="20"/>
               </w:rPr>
+              <w:t>Micro Credential Course and Certifications</w:t>
             </w:r>
           </w:p>
         </w:tc>
         <w:tc>
           <w:tcPr>
-            <w:tcW w:type="dxa" w:w="1701"/>
+            <w:tcW w:type="dxa" w:w="5216"/>
           </w:tcPr>
           <w:p>
             <w:r/>
@@ -865,17 +549,13 @@
               <w:rPr>
                 <w:sz w:val="20"/>
               </w:rPr>
+              <w:t>The department will offer short courses and professional certifications (e.g. MikroTik, CCNA, AI/ML, IC layout basics) in collaboration with industry. Members will support with trainers and resources.</w:t>
             </w:r>
           </w:p>
         </w:tc>
-      </w:tr>
-      <w:tr>
-        <w:trPr>
-          <w:trHeight w:val="1020" w:hRule="atLeast"/>
-        </w:trPr>
         <w:tc>
           <w:tcPr>
-            <w:tcW w:type="dxa" w:w="510"/>
+            <w:tcW w:type="dxa" w:w="1928"/>
           </w:tcPr>
           <w:p>
             <w:r/>
@@ -883,13 +563,29 @@
               <w:rPr>
                 <w:sz w:val="20"/>
               </w:rPr>
-              <w:t>6</w:t>
+              <w:t>Head / IAP Members</w:t>
+            </w:r>
+          </w:p>
+        </w:tc>
+      </w:tr>
+      <w:tr>
+        <w:tc>
+          <w:tcPr>
+            <w:tcW w:type="dxa" w:w="850"/>
+          </w:tcPr>
+          <w:p>
+            <w:r/>
+            <w:r>
+              <w:rPr>
+                <w:sz w:val="20"/>
+              </w:rPr>
+              <w:t>06</w:t>
             </w:r>
           </w:p>
         </w:tc>
         <w:tc>
           <w:tcPr>
-            <w:tcW w:type="dxa" w:w="2381"/>
+            <w:tcW w:type="dxa" w:w="2154"/>
           </w:tcPr>
           <w:p>
             <w:r/>
@@ -903,7 +599,7 @@
         </w:tc>
         <w:tc>
           <w:tcPr>
-            <w:tcW w:type="dxa" w:w="3175"/>
+            <w:tcW w:type="dxa" w:w="5216"/>
           </w:tcPr>
           <w:p>
             <w:r/>
@@ -911,12 +607,13 @@
               <w:rPr>
                 <w:sz w:val="20"/>
               </w:rPr>
+              <w:t>The next meeting of the panel will be held in the Fall 2024 semester.</w:t>
             </w:r>
           </w:p>
         </w:tc>
         <w:tc>
           <w:tcPr>
-            <w:tcW w:type="dxa" w:w="2154"/>
+            <w:tcW w:type="dxa" w:w="1928"/>
           </w:tcPr>
           <w:p>
             <w:r/>
@@ -924,19 +621,7 @@
               <w:rPr>
                 <w:sz w:val="20"/>
               </w:rPr>
-            </w:r>
-          </w:p>
-        </w:tc>
-        <w:tc>
-          <w:tcPr>
-            <w:tcW w:type="dxa" w:w="1701"/>
-          </w:tcPr>
-          <w:p>
-            <w:r/>
-            <w:r>
-              <w:rPr>
-                <w:sz w:val="20"/>
-              </w:rPr>
+              <w:t>Head, Department of ICE</w:t>
             </w:r>
           </w:p>
         </w:tc>
@@ -944,7 +629,7 @@
     </w:tbl>
     <w:p>
       <w:pPr>
-        <w:spacing w:after="480" w:before="200"/>
+        <w:spacing w:after="320" w:before="160"/>
         <w:jc w:val="both"/>
       </w:pPr>
       <w:r>
@@ -954,186 +639,84 @@
           <w:sz w:val="24"/>
           <w:u w:val="none"/>
         </w:rPr>
-        <w:t>As there was no other issue to discuss, the meeting ended with a vote of thanks to all the members present.</w:t>
+        <w:t>As there were no other issues to discuss, the Head declared the meeting closed with a vote of thanks to all members present.</w:t>
       </w:r>
     </w:p>
-    <w:tbl>
-      <w:tblPr>
-        <w:tblW w:type="auto" w:w="0"/>
-        <w:jc w:val="center"/>
-        <w:tblLook w:firstColumn="1" w:firstRow="1" w:lastColumn="0" w:lastRow="0" w:noHBand="0" w:noVBand="1" w:val="04A0"/>
-      </w:tblPr>
-      <w:tblGrid>
-        <w:gridCol w:w="4968"/>
-        <w:gridCol w:w="4968"/>
-      </w:tblGrid>
-      <w:tr>
-        <w:tc>
-          <w:tcPr>
-            <w:tcW w:type="dxa" w:w="4968"/>
-          </w:tcPr>
-          <w:p>
-            <w:pPr>
-              <w:jc w:val="center"/>
-            </w:pPr>
-            <w:r/>
-            <w:r>
-              <w:rPr>
-                <w:b/>
-              </w:rPr>
-              <w:t>Prepared By</w:t>
-            </w:r>
-          </w:p>
-          <w:p>
-            <w:pPr>
-              <w:jc w:val="center"/>
-            </w:pPr>
-          </w:p>
-          <w:p>
-            <w:pPr>
-              <w:jc w:val="center"/>
-            </w:pPr>
-          </w:p>
-          <w:p>
-            <w:pPr>
-              <w:jc w:val="center"/>
-            </w:pPr>
-            <w:r>
-              <w:rPr>
-                <w:b w:val="0"/>
-              </w:rPr>
-              <w:t>_______________________</w:t>
-            </w:r>
-          </w:p>
-          <w:p>
-            <w:pPr>
-              <w:jc w:val="center"/>
-            </w:pPr>
-            <w:r>
-              <w:rPr>
-                <w:b/>
-              </w:rPr>
-              <w:t>Murad Rahman Saud</w:t>
-            </w:r>
-          </w:p>
-          <w:p>
-            <w:pPr>
-              <w:jc w:val="center"/>
-            </w:pPr>
-            <w:r>
-              <w:rPr>
-                <w:b w:val="0"/>
-              </w:rPr>
-              <w:t>Coordination Officer</w:t>
-            </w:r>
-          </w:p>
-          <w:p>
-            <w:pPr>
-              <w:jc w:val="center"/>
-            </w:pPr>
-            <w:r>
-              <w:rPr>
-                <w:b w:val="0"/>
-              </w:rPr>
-              <w:t>Department of ICE</w:t>
-            </w:r>
-          </w:p>
-          <w:p>
-            <w:pPr>
-              <w:jc w:val="center"/>
-            </w:pPr>
-            <w:r>
-              <w:rPr>
-                <w:b w:val="0"/>
-              </w:rPr>
-              <w:t>Daffodil International University</w:t>
-            </w:r>
-          </w:p>
-        </w:tc>
-        <w:tc>
-          <w:tcPr>
-            <w:tcW w:type="dxa" w:w="4968"/>
-          </w:tcPr>
-          <w:p>
-            <w:pPr>
-              <w:jc w:val="center"/>
-            </w:pPr>
-            <w:r/>
-            <w:r>
-              <w:rPr>
-                <w:b/>
-              </w:rPr>
-              <w:t>Approved By</w:t>
-            </w:r>
-          </w:p>
-          <w:p>
-            <w:pPr>
-              <w:jc w:val="center"/>
-            </w:pPr>
-          </w:p>
-          <w:p>
-            <w:pPr>
-              <w:jc w:val="center"/>
-            </w:pPr>
-          </w:p>
-          <w:p>
-            <w:pPr>
-              <w:jc w:val="center"/>
-            </w:pPr>
-            <w:r>
-              <w:rPr>
-                <w:b w:val="0"/>
-              </w:rPr>
-              <w:t>_______________________</w:t>
-            </w:r>
-          </w:p>
-          <w:p>
-            <w:pPr>
-              <w:jc w:val="center"/>
-            </w:pPr>
-            <w:r>
-              <w:rPr>
-                <w:b/>
-              </w:rPr>
-              <w:t>Md. Taslim Arefin</w:t>
-            </w:r>
-          </w:p>
-          <w:p>
-            <w:pPr>
-              <w:jc w:val="center"/>
-            </w:pPr>
-            <w:r>
-              <w:rPr>
-                <w:b w:val="0"/>
-              </w:rPr>
-              <w:t>Associate Professor &amp; Head</w:t>
-            </w:r>
-          </w:p>
-          <w:p>
-            <w:pPr>
-              <w:jc w:val="center"/>
-            </w:pPr>
-            <w:r>
-              <w:rPr>
-                <w:b w:val="0"/>
-              </w:rPr>
-              <w:t>Department of ICE</w:t>
-            </w:r>
-          </w:p>
-          <w:p>
-            <w:pPr>
-              <w:jc w:val="center"/>
-            </w:pPr>
-            <w:r>
-              <w:rPr>
-                <w:b w:val="0"/>
-              </w:rPr>
-              <w:t>Daffodil International University</w:t>
-            </w:r>
-          </w:p>
-        </w:tc>
-      </w:tr>
-    </w:tbl>
+    <w:p>
+      <w:pPr>
+        <w:spacing w:after="0" w:before="0"/>
+        <w:ind w:left="6048"/>
+      </w:pPr>
+      <w:r>
+        <w:rPr>
+          <w:b w:val="0"/>
+          <w:i w:val="0"/>
+          <w:sz w:val="24"/>
+          <w:u w:val="none"/>
+        </w:rPr>
+        <w:t>_______________________</w:t>
+      </w:r>
+    </w:p>
+    <w:p>
+      <w:pPr>
+        <w:spacing w:after="0" w:before="0"/>
+        <w:ind w:left="6048"/>
+      </w:pPr>
+      <w:r>
+        <w:rPr>
+          <w:b/>
+          <w:i w:val="0"/>
+          <w:sz w:val="24"/>
+          <w:u w:val="none"/>
+        </w:rPr>
+        <w:t>Md. Taslim Arefin</w:t>
+      </w:r>
+    </w:p>
+    <w:p>
+      <w:pPr>
+        <w:spacing w:after="0" w:before="0"/>
+        <w:ind w:left="6048"/>
+      </w:pPr>
+      <w:r>
+        <w:rPr>
+          <w:b w:val="0"/>
+          <w:i w:val="0"/>
+          <w:sz w:val="24"/>
+          <w:u w:val="none"/>
+        </w:rPr>
+        <w:t>Associate Professor &amp; Head</w:t>
+      </w:r>
+    </w:p>
+    <w:p>
+      <w:pPr>
+        <w:spacing w:after="0" w:before="0"/>
+        <w:ind w:left="6048"/>
+      </w:pPr>
+      <w:r>
+        <w:rPr>
+          <w:b w:val="0"/>
+          <w:i w:val="0"/>
+          <w:sz w:val="24"/>
+          <w:u w:val="none"/>
+        </w:rPr>
+        <w:t>Department of ICE</w:t>
+      </w:r>
+    </w:p>
+    <w:p>
+      <w:pPr>
+        <w:spacing w:after="0" w:before="0"/>
+        <w:ind w:left="6048"/>
+      </w:pPr>
+      <w:r>
+        <w:rPr>
+          <w:b w:val="0"/>
+          <w:i w:val="0"/>
+          <w:sz w:val="24"/>
+          <w:u w:val="none"/>
+        </w:rPr>
+        <w:t>Daffodil International University</w:t>
+      </w:r>
+    </w:p>
     <w:sectPr>
       <w:pgSz w:w="12240" w:h="15840"/>
       <w:pgMar w:top="720" w:right="1152" w:bottom="720" w:left="1152" w:header="720" w:footer="720" w:gutter="0"/>

--- a/All Annexure Citeria 10/10.1/Meeting-minutes-IAP/IAP_Meeting_Minutes_03_2024_11th_May_2024.docx
+++ b/All Annexure Citeria 10/10.1/Meeting-minutes-IAP/IAP_Meeting_Minutes_03_2024_11th_May_2024.docx
@@ -97,7 +97,7 @@
           <w:sz w:val="26"/>
           <w:u w:val="single"/>
         </w:rPr>
-        <w:t>Proceedings of the 3rd Meeting with the Industrial Advisory Panel</w:t>
+        <w:t>Proceedings of the Meeting with the Industrial Advisory Panel</w:t>
       </w:r>
     </w:p>
     <w:p>
@@ -375,7 +375,7 @@
               <w:rPr>
                 <w:sz w:val="20"/>
               </w:rPr>
-              <w:t>The minutes of the 2nd meeting were confirmed. Progress on the decisions of the previous meeting was reviewed.</w:t>
+              <w:t>The minutes of the previous meeting were confirmed. Progress on the decisions of the previous meeting was reviewed.</w:t>
             </w:r>
           </w:p>
         </w:tc>
